--- a/docs/role-dashboard-fact-sheets/word/ZimHVAC-trainer-lecturer.docx
+++ b/docs/role-dashboard-fact-sheets/word/ZimHVAC-trainer-lecturer.docx
@@ -64,19 +64,6 @@
         </w:rPr>
         <w:t xml:space="preserve">lecturer</w:t>
       </w:r>
-      <w:r>
-        <w:t xml:space="preserve">  |  </w:t>
-      </w:r>
-      <w:r>
-        <w:rPr>
-          <w:b/>
-          <w:bCs/>
-        </w:rPr>
-        <w:t xml:space="preserve">Test logins:</w:t>
-      </w:r>
-      <w:r>
-        <w:t xml:space="preserve"> trainer@zimhvacregistry.org, lecturer@zimhvacregistry.org</w:t>
-      </w:r>
     </w:p>
     <w:p>
       <w:pPr>
@@ -88,7 +75,7 @@
         <w:ind w:left="240"/>
       </w:pPr>
       <w:r>
-        <w:t xml:space="preserve">Trainers and Lecturers share one dashboard and the same permissions in the code. The only difference is the label (Trainer/Assessor vs Lecturer).</w:t>
+        <w:t xml:space="preserve">Trainers and Lecturers share one dashboard and the same permissions. The only difference is the label.</w:t>
       </w:r>
     </w:p>
     <w:p>
@@ -104,7 +91,7 @@
         <w:spacing w:after="120"/>
       </w:pPr>
       <w:r>
-        <w:t xml:space="preserve">Lets training providers author courses, grade exams, run training sessions and request certificates for learners who pass.</w:t>
+        <w:t xml:space="preserve">Lets training providers author courses, see how learners are doing, grade exams, and put technicians forward for certificates.</w:t>
       </w:r>
     </w:p>
     <w:p>
@@ -129,6 +116,14 @@
       </w:pPr>
       <w:r>
         <w:t xml:space="preserve">KPI cards (top row)</w:t>
+      </w:r>
+    </w:p>
+    <w:p>
+      <w:pPr>
+        <w:spacing w:after="120"/>
+      </w:pPr>
+      <w:r>
+        <w:t xml:space="preserve">All four are current totals and are not affected by the period filter.</w:t>
       </w:r>
     </w:p>
     <w:tbl>
@@ -144,9 +139,8 @@
         </w:tblBorders>
       </w:tblPr>
       <w:tblGrid>
-        <w:gridCol w:w="3120"/>
-        <w:gridCol w:w="3120"/>
-        <w:gridCol w:w="3120"/>
+        <w:gridCol w:w="2808"/>
+        <w:gridCol w:w="6552"/>
       </w:tblGrid>
       <w:tr>
         <w:trPr>
@@ -154,7 +148,7 @@
         </w:trPr>
         <w:tc>
           <w:tcPr>
-            <w:tcW w:type="dxa" w:w="3120"/>
+            <w:tcW w:type="dxa" w:w="2808"/>
             <w:tcBorders>
               <w:top w:val="single" w:color="D6D3D1" w:sz="4"/>
               <w:left w:val="single" w:color="D6D3D1" w:sz="4"/>
@@ -183,7 +177,7 @@
         </w:tc>
         <w:tc>
           <w:tcPr>
-            <w:tcW w:type="dxa" w:w="3120"/>
+            <w:tcW w:type="dxa" w:w="6552"/>
             <w:tcBorders>
               <w:top w:val="single" w:color="D6D3D1" w:sz="4"/>
               <w:left w:val="single" w:color="D6D3D1" w:sz="4"/>
@@ -210,40 +204,14 @@
             </w:r>
           </w:p>
         </w:tc>
+      </w:tr>
+      <w:tr>
+        <w:trPr>
+          <w:cantSplit/>
+        </w:trPr>
         <w:tc>
           <w:tcPr>
-            <w:tcW w:type="dxa" w:w="3120"/>
-            <w:tcBorders>
-              <w:top w:val="single" w:color="D6D3D1" w:sz="4"/>
-              <w:left w:val="single" w:color="D6D3D1" w:sz="4"/>
-              <w:bottom w:val="single" w:color="D6D3D1" w:sz="4"/>
-              <w:right w:val="single" w:color="D6D3D1" w:sz="4"/>
-            </w:tcBorders>
-            <w:shd w:fill="F5F5F4" w:color="auto" w:val="clear"/>
-            <w:tcMar>
-              <w:top w:type="dxa" w:w="60"/>
-              <w:left w:type="dxa" w:w="100"/>
-              <w:bottom w:type="dxa" w:w="60"/>
-              <w:right w:type="dxa" w:w="100"/>
-            </w:tcMar>
-          </w:tcPr>
-          <w:p>
-            <w:r>
-              <w:rPr>
-                <w:b/>
-                <w:bCs/>
-                <w:sz w:val="20"/>
-                <w:szCs w:val="20"/>
-              </w:rPr>
-              <w:t xml:space="preserve">How it's counted</w:t>
-            </w:r>
-          </w:p>
-        </w:tc>
-      </w:tr>
-      <w:tr>
-        <w:tc>
-          <w:tcPr>
-            <w:tcW w:type="dxa" w:w="3120"/>
+            <w:tcW w:type="dxa" w:w="2808"/>
             <w:tcBorders>
               <w:top w:val="single" w:color="D6D3D1" w:sz="4"/>
               <w:left w:val="single" w:color="D6D3D1" w:sz="4"/>
@@ -269,7 +237,7 @@
         </w:tc>
         <w:tc>
           <w:tcPr>
-            <w:tcW w:type="dxa" w:w="3120"/>
+            <w:tcW w:type="dxa" w:w="6552"/>
             <w:tcBorders>
               <w:top w:val="single" w:color="D6D3D1" w:sz="4"/>
               <w:left w:val="single" w:color="D6D3D1" w:sz="4"/>
@@ -289,13 +257,18 @@
                 <w:sz w:val="20"/>
                 <w:szCs w:val="20"/>
               </w:rPr>
-              <w:t xml:space="preserve">Courses approved by the admin</w:t>
+              <w:t xml:space="preserve">Your courses an administrator has approved. The note shows how many are awaiting approval and how many are drafts</w:t>
             </w:r>
           </w:p>
         </w:tc>
+      </w:tr>
+      <w:tr>
+        <w:trPr>
+          <w:cantSplit/>
+        </w:trPr>
         <w:tc>
           <w:tcPr>
-            <w:tcW w:type="dxa" w:w="3120"/>
+            <w:tcW w:type="dxa" w:w="2808"/>
             <w:tcBorders>
               <w:top w:val="single" w:color="D6D3D1" w:sz="4"/>
               <w:left w:val="single" w:color="D6D3D1" w:sz="4"/>
@@ -315,15 +288,44 @@
                 <w:sz w:val="20"/>
                 <w:szCs w:val="20"/>
               </w:rPr>
-              <w:t xml:space="preserve">Courses with approved status; subnote shows how many are draft or awaiting approval</w:t>
+              <w:t xml:space="preserve">Needs Your Attention</w:t>
+            </w:r>
+          </w:p>
+        </w:tc>
+        <w:tc>
+          <w:tcPr>
+            <w:tcW w:type="dxa" w:w="6552"/>
+            <w:tcBorders>
+              <w:top w:val="single" w:color="D6D3D1" w:sz="4"/>
+              <w:left w:val="single" w:color="D6D3D1" w:sz="4"/>
+              <w:bottom w:val="single" w:color="D6D3D1" w:sz="4"/>
+              <w:right w:val="single" w:color="D6D3D1" w:sz="4"/>
+            </w:tcBorders>
+            <w:tcMar>
+              <w:top w:type="dxa" w:w="60"/>
+              <w:left w:type="dxa" w:w="100"/>
+              <w:bottom w:type="dxa" w:w="60"/>
+              <w:right w:type="dxa" w:w="100"/>
+            </w:tcMar>
+          </w:tcPr>
+          <w:p>
+            <w:r>
+              <w:rPr>
+                <w:sz w:val="20"/>
+                <w:szCs w:val="20"/>
+              </w:rPr>
+              <w:t xml:space="preserve">Your courses an administrator rejected or sent back for correction. Edit and resubmit them</w:t>
             </w:r>
           </w:p>
         </w:tc>
       </w:tr>
       <w:tr>
+        <w:trPr>
+          <w:cantSplit/>
+        </w:trPr>
         <w:tc>
           <w:tcPr>
-            <w:tcW w:type="dxa" w:w="3120"/>
+            <w:tcW w:type="dxa" w:w="2808"/>
             <w:tcBorders>
               <w:top w:val="single" w:color="D6D3D1" w:sz="4"/>
               <w:left w:val="single" w:color="D6D3D1" w:sz="4"/>
@@ -349,7 +351,7 @@
         </w:tc>
         <w:tc>
           <w:tcPr>
-            <w:tcW w:type="dxa" w:w="3120"/>
+            <w:tcW w:type="dxa" w:w="6552"/>
             <w:tcBorders>
               <w:top w:val="single" w:color="D6D3D1" w:sz="4"/>
               <w:left w:val="single" w:color="D6D3D1" w:sz="4"/>
@@ -369,121 +371,18 @@
                 <w:sz w:val="20"/>
                 <w:szCs w:val="20"/>
               </w:rPr>
-              <w:t xml:space="preserve">Exam submissions to mark</w:t>
-            </w:r>
-          </w:p>
-        </w:tc>
-        <w:tc>
-          <w:tcPr>
-            <w:tcW w:type="dxa" w:w="3120"/>
-            <w:tcBorders>
-              <w:top w:val="single" w:color="D6D3D1" w:sz="4"/>
-              <w:left w:val="single" w:color="D6D3D1" w:sz="4"/>
-              <w:bottom w:val="single" w:color="D6D3D1" w:sz="4"/>
-              <w:right w:val="single" w:color="D6D3D1" w:sz="4"/>
-            </w:tcBorders>
-            <w:tcMar>
-              <w:top w:type="dxa" w:w="60"/>
-              <w:left w:type="dxa" w:w="100"/>
-              <w:bottom w:type="dxa" w:w="60"/>
-              <w:right w:type="dxa" w:w="100"/>
-            </w:tcMar>
-          </w:tcPr>
-          <w:p>
-            <w:r>
-              <w:rPr>
-                <w:sz w:val="20"/>
-                <w:szCs w:val="20"/>
-              </w:rPr>
-              <w:t xml:space="preserve">Submissions with status pending; subnote shows total submissions</w:t>
+              <w:t xml:space="preserve">Exam submissions on your courses still waiting to be graded; the note shows the total number of submissions</w:t>
             </w:r>
           </w:p>
         </w:tc>
       </w:tr>
       <w:tr>
+        <w:trPr>
+          <w:cantSplit/>
+        </w:trPr>
         <w:tc>
           <w:tcPr>
-            <w:tcW w:type="dxa" w:w="3120"/>
-            <w:tcBorders>
-              <w:top w:val="single" w:color="D6D3D1" w:sz="4"/>
-              <w:left w:val="single" w:color="D6D3D1" w:sz="4"/>
-              <w:bottom w:val="single" w:color="D6D3D1" w:sz="4"/>
-              <w:right w:val="single" w:color="D6D3D1" w:sz="4"/>
-            </w:tcBorders>
-            <w:tcMar>
-              <w:top w:type="dxa" w:w="60"/>
-              <w:left w:type="dxa" w:w="100"/>
-              <w:bottom w:type="dxa" w:w="60"/>
-              <w:right w:type="dxa" w:w="100"/>
-            </w:tcMar>
-          </w:tcPr>
-          <w:p>
-            <w:r>
-              <w:rPr>
-                <w:sz w:val="20"/>
-                <w:szCs w:val="20"/>
-              </w:rPr>
-              <w:t xml:space="preserve">Upcoming Sessions</w:t>
-            </w:r>
-          </w:p>
-        </w:tc>
-        <w:tc>
-          <w:tcPr>
-            <w:tcW w:type="dxa" w:w="3120"/>
-            <w:tcBorders>
-              <w:top w:val="single" w:color="D6D3D1" w:sz="4"/>
-              <w:left w:val="single" w:color="D6D3D1" w:sz="4"/>
-              <w:bottom w:val="single" w:color="D6D3D1" w:sz="4"/>
-              <w:right w:val="single" w:color="D6D3D1" w:sz="4"/>
-            </w:tcBorders>
-            <w:tcMar>
-              <w:top w:type="dxa" w:w="60"/>
-              <w:left w:type="dxa" w:w="100"/>
-              <w:bottom w:type="dxa" w:w="60"/>
-              <w:right w:type="dxa" w:w="100"/>
-            </w:tcMar>
-          </w:tcPr>
-          <w:p>
-            <w:r>
-              <w:rPr>
-                <w:sz w:val="20"/>
-                <w:szCs w:val="20"/>
-              </w:rPr>
-              <w:t xml:space="preserve">Training sessions ahead</w:t>
-            </w:r>
-          </w:p>
-        </w:tc>
-        <w:tc>
-          <w:tcPr>
-            <w:tcW w:type="dxa" w:w="3120"/>
-            <w:tcBorders>
-              <w:top w:val="single" w:color="D6D3D1" w:sz="4"/>
-              <w:left w:val="single" w:color="D6D3D1" w:sz="4"/>
-              <w:bottom w:val="single" w:color="D6D3D1" w:sz="4"/>
-              <w:right w:val="single" w:color="D6D3D1" w:sz="4"/>
-            </w:tcBorders>
-            <w:tcMar>
-              <w:top w:type="dxa" w:w="60"/>
-              <w:left w:type="dxa" w:w="100"/>
-              <w:bottom w:type="dxa" w:w="60"/>
-              <w:right w:type="dxa" w:w="100"/>
-            </w:tcMar>
-          </w:tcPr>
-          <w:p>
-            <w:r>
-              <w:rPr>
-                <w:sz w:val="20"/>
-                <w:szCs w:val="20"/>
-              </w:rPr>
-              <w:t xml:space="preserve">Sessions marked scheduled or open (a status count, not a calendar forecast)</w:t>
-            </w:r>
-          </w:p>
-        </w:tc>
-      </w:tr>
-      <w:tr>
-        <w:tc>
-          <w:tcPr>
-            <w:tcW w:type="dxa" w:w="3120"/>
+            <w:tcW w:type="dxa" w:w="2808"/>
             <w:tcBorders>
               <w:top w:val="single" w:color="D6D3D1" w:sz="4"/>
               <w:left w:val="single" w:color="D6D3D1" w:sz="4"/>
@@ -509,7 +408,7 @@
         </w:tc>
         <w:tc>
           <w:tcPr>
-            <w:tcW w:type="dxa" w:w="3120"/>
+            <w:tcW w:type="dxa" w:w="6552"/>
             <w:tcBorders>
               <w:top w:val="single" w:color="D6D3D1" w:sz="4"/>
               <w:left w:val="single" w:color="D6D3D1" w:sz="4"/>
@@ -529,33 +428,7 @@
                 <w:sz w:val="20"/>
                 <w:szCs w:val="20"/>
               </w:rPr>
-              <w:t xml:space="preserve">Requests awaiting admin</w:t>
-            </w:r>
-          </w:p>
-        </w:tc>
-        <w:tc>
-          <w:tcPr>
-            <w:tcW w:type="dxa" w:w="3120"/>
-            <w:tcBorders>
-              <w:top w:val="single" w:color="D6D3D1" w:sz="4"/>
-              <w:left w:val="single" w:color="D6D3D1" w:sz="4"/>
-              <w:bottom w:val="single" w:color="D6D3D1" w:sz="4"/>
-              <w:right w:val="single" w:color="D6D3D1" w:sz="4"/>
-            </w:tcBorders>
-            <w:tcMar>
-              <w:top w:type="dxa" w:w="60"/>
-              <w:left w:type="dxa" w:w="100"/>
-              <w:bottom w:type="dxa" w:w="60"/>
-              <w:right w:type="dxa" w:w="100"/>
-            </w:tcMar>
-          </w:tcPr>
-          <w:p>
-            <w:r>
-              <w:rPr>
-                <w:sz w:val="20"/>
-                <w:szCs w:val="20"/>
-              </w:rPr>
-              <w:t xml:space="preserve">Certificate requests in "submitted for admin approval"</w:t>
+              <w:t xml:space="preserve">Certificate requests you submitted that an administrator has not yet approved</w:t>
             </w:r>
           </w:p>
         </w:tc>
@@ -571,7 +444,7 @@
         <w:pStyle w:val="Heading2"/>
       </w:pPr>
       <w:r>
-        <w:t xml:space="preserve">Quick actions</w:t>
+        <w:t xml:space="preserve">Panels</w:t>
       </w:r>
     </w:p>
     <w:p>
@@ -587,10 +460,10 @@
           <w:b/>
           <w:bCs/>
         </w:rPr>
-        <w:t xml:space="preserve">Manage Courses</w:t>
-      </w:r>
-      <w:r>
-        <w:t xml:space="preserve">: author and submit courses for approval</w:t>
+        <w:t xml:space="preserve">Grading Queue.</w:t>
+      </w:r>
+      <w:r>
+        <w:t xml:space="preserve"> Pending exam submissions, linking to Course Management.</w:t>
       </w:r>
     </w:p>
     <w:p>
@@ -606,10 +479,10 @@
           <w:b/>
           <w:bCs/>
         </w:rPr>
-        <w:t xml:space="preserve">Technician Registry</w:t>
-      </w:r>
-      <w:r>
-        <w:t xml:space="preserve">: look up registered technicians</w:t>
+        <w:t xml:space="preserve">My Courses.</w:t>
+      </w:r>
+      <w:r>
+        <w:t xml:space="preserve"> Each course with its status. Approved courses also show how many learners are enrolled and the pass rate (learners who passed out of learners graded), or "no graded exams yet".</w:t>
       </w:r>
     </w:p>
     <w:p>
@@ -625,10 +498,10 @@
           <w:b/>
           <w:bCs/>
         </w:rPr>
-        <w:t xml:space="preserve">Certificate Requests</w:t>
-      </w:r>
-      <w:r>
-        <w:t xml:space="preserve">: submit exam results for admin approval</w:t>
+        <w:t xml:space="preserve">Training Sessions.</w:t>
+      </w:r>
+      <w:r>
+        <w:t xml:space="preserve"> Scheduled sessions with venue and date.</w:t>
       </w:r>
     </w:p>
     <w:p>
@@ -644,10 +517,10 @@
           <w:b/>
           <w:bCs/>
         </w:rPr>
-        <w:t xml:space="preserve">WhatGas Registry</w:t>
-      </w:r>
-      <w:r>
-        <w:t xml:space="preserve">: refrigerant reference for course content</w:t>
+        <w:t xml:space="preserve">Ready for a certificate.</w:t>
+      </w:r>
+      <w:r>
+        <w:t xml:space="preserve"> Learners who passed an exam on your courses and have no certificate request yet, with their score, newest first.</w:t>
       </w:r>
     </w:p>
     <w:p>
@@ -655,7 +528,15 @@
         <w:pStyle w:val="Heading2"/>
       </w:pPr>
       <w:r>
-        <w:t xml:space="preserve">Dashboard panels</w:t>
+        <w:t xml:space="preserve">Course settings</w:t>
+      </w:r>
+    </w:p>
+    <w:p>
+      <w:pPr>
+        <w:spacing w:after="120"/>
+      </w:pPr>
+      <w:r>
+        <w:t xml:space="preserve">When you create or edit a course you set:</w:t>
       </w:r>
     </w:p>
     <w:p>
@@ -671,10 +552,10 @@
           <w:b/>
           <w:bCs/>
         </w:rPr>
-        <w:t xml:space="preserve">Grading Queue</w:t>
-      </w:r>
-      <w:r>
-        <w:t xml:space="preserve">: pending exam submissions, links to Course Management</w:t>
+        <w:t xml:space="preserve">Pass mark</w:t>
+      </w:r>
+      <w:r>
+        <w:t xml:space="preserve"> (1 to 100, default 70). A learner's result follows the score; the grading screen shows Pass or Fail automatically.</w:t>
       </w:r>
     </w:p>
     <w:p>
@@ -690,10 +571,90 @@
           <w:b/>
           <w:bCs/>
         </w:rPr>
-        <w:t xml:space="preserve">My Courses</w:t>
-      </w:r>
-      <w:r>
-        <w:t xml:space="preserve">: the trainer's courses with status</w:t>
+        <w:t xml:space="preserve">CPD credits</w:t>
+      </w:r>
+      <w:r>
+        <w:t xml:space="preserve"> (0 to 100, default 12), shown on certificates for that course.</w:t>
+      </w:r>
+    </w:p>
+    <w:p>
+      <w:pPr>
+        <w:spacing w:after="120"/>
+      </w:pPr>
+      <w:r>
+        <w:t xml:space="preserve">Learners enrol before sitting the exam and get three attempts. If the exam is not passed after three, the learner must ask for a reset.</w:t>
+      </w:r>
+    </w:p>
+    <w:p>
+      <w:pPr>
+        <w:pStyle w:val="Heading2"/>
+      </w:pPr>
+      <w:r>
+        <w:t xml:space="preserve">Quick actions</w:t>
+      </w:r>
+    </w:p>
+    <w:p>
+      <w:pPr>
+        <w:spacing w:after="120"/>
+      </w:pPr>
+      <w:r>
+        <w:t xml:space="preserve">Manage Courses, Technician Registry, Certificate Requests, WhatGas Registry.</w:t>
+      </w:r>
+    </w:p>
+    <w:p>
+      <w:pPr>
+        <w:pStyle w:val="Heading2"/>
+      </w:pPr>
+      <w:r>
+        <w:t xml:space="preserve">Menu items available</w:t>
+      </w:r>
+    </w:p>
+    <w:p>
+      <w:pPr>
+        <w:spacing w:after="120"/>
+      </w:pPr>
+      <w:r>
+        <w:t xml:space="preserve">Dashboard, Learning Hub, Manage Courses, Safety Center, WhatGas + Risk Engine, Refrigerant Catalogue, Certification, Technician Registry, Certificate Verification, plus the Emergency Mode button.</w:t>
+      </w:r>
+    </w:p>
+    <w:p>
+      <w:pPr>
+        <w:pStyle w:val="Heading2"/>
+      </w:pPr>
+      <w:r>
+        <w:t xml:space="preserve">Certificate requests</w:t>
+      </w:r>
+    </w:p>
+    <w:p>
+      <w:pPr>
+        <w:spacing w:after="120"/>
+      </w:pPr>
+      <w:r>
+        <w:t xml:space="preserve">You can base a certificate request on a graded, passed exam. The course, date and theory score then come from the exam, and the learner's login email must match the technician's registry email. A request without a linked exam, such as an in-person practical, is allowed and is shown to administrators as a manual entry.</w:t>
+      </w:r>
+    </w:p>
+    <w:p>
+      <w:pPr>
+        <w:pStyle w:val="Heading2"/>
+      </w:pPr>
+      <w:r>
+        <w:t xml:space="preserve">Notifications</w:t>
+      </w:r>
+    </w:p>
+    <w:p>
+      <w:pPr>
+        <w:spacing w:after="120"/>
+      </w:pPr>
+      <w:r>
+        <w:t xml:space="preserve">You are notified when a course is approved, rejected or returned for correction (with the reason), and when a certificate request is approved, rejected or issued.</w:t>
+      </w:r>
+    </w:p>
+    <w:p>
+      <w:pPr>
+        <w:pStyle w:val="Heading2"/>
+      </w:pPr>
+      <w:r>
+        <w:t xml:space="preserve">Notes for the fact sheet</w:t>
       </w:r>
     </w:p>
     <w:p>
@@ -705,38 +666,7 @@
         </w:numPr>
       </w:pPr>
       <w:r>
-        <w:rPr>
-          <w:b/>
-          <w:bCs/>
-        </w:rPr>
-        <w:t xml:space="preserve">Training Sessions</w:t>
-      </w:r>
-      <w:r>
-        <w:t xml:space="preserve">: scheduled sessions</w:t>
-      </w:r>
-    </w:p>
-    <w:p>
-      <w:pPr>
-        <w:pStyle w:val="Heading2"/>
-      </w:pPr>
-      <w:r>
-        <w:t xml:space="preserve">Menu items available</w:t>
-      </w:r>
-    </w:p>
-    <w:p>
-      <w:pPr>
-        <w:spacing w:after="120"/>
-      </w:pPr>
-      <w:r>
-        <w:t xml:space="preserve">Dashboard, Learning Hub, Manage Courses, Safety Center, WhatGas + Risk Engine, Refrigerant Catalogue, Certification, Technician Registry, Certificate Verification, plus the Emergency Mode button.</w:t>
-      </w:r>
-    </w:p>
-    <w:p>
-      <w:pPr>
-        <w:pStyle w:val="Heading2"/>
-      </w:pPr>
-      <w:r>
-        <w:t xml:space="preserve">Key tools</w:t>
+        <w:t xml:space="preserve">Course approval and certificate approval both go to the Organization Admin. Trainers cannot approve their own.</w:t>
       </w:r>
     </w:p>
     <w:p>
@@ -748,100 +678,13 @@
         </w:numPr>
       </w:pPr>
       <w:r>
-        <w:rPr>
-          <w:b/>
-          <w:bCs/>
-        </w:rPr>
-        <w:t xml:space="preserve">Course Management</w:t>
-      </w:r>
-      <w:r>
-        <w:t xml:space="preserve"> (</w:t>
-      </w:r>
-      <w:r>
-        <w:rPr>
-          <w:rFonts w:ascii="Consolas" w:cs="Consolas" w:eastAsia="Consolas" w:hAnsi="Consolas"/>
-          <w:sz w:val="20"/>
-          <w:szCs w:val="20"/>
-        </w:rPr>
-        <w:t xml:space="preserve">/learn/manage</w:t>
-      </w:r>
-      <w:r>
-        <w:t xml:space="preserve">): step-by-step course builder (basics, curriculum, materials, preview, create)</w:t>
-      </w:r>
-    </w:p>
-    <w:p>
-      <w:pPr>
-        <w:pStyle w:val="ListParagraph"/>
-        <w:numPr>
-          <w:ilvl w:val="0"/>
-          <w:numId w:val="2"/>
-        </w:numPr>
-      </w:pPr>
-      <w:r>
-        <w:rPr>
-          <w:b/>
-          <w:bCs/>
-        </w:rPr>
-        <w:t xml:space="preserve">Trainer Learning Hub</w:t>
-      </w:r>
-      <w:r>
-        <w:t xml:space="preserve">: upcoming sessions with venue and fees; metrics for upcoming trainings, seats open, expected revenue and active provinces</w:t>
-      </w:r>
-    </w:p>
-    <w:p>
-      <w:pPr>
-        <w:pStyle w:val="ListParagraph"/>
-        <w:numPr>
-          <w:ilvl w:val="0"/>
-          <w:numId w:val="2"/>
-        </w:numPr>
-      </w:pPr>
-      <w:r>
-        <w:rPr>
-          <w:b/>
-          <w:bCs/>
-        </w:rPr>
-        <w:t xml:space="preserve">Technician Registry</w:t>
-      </w:r>
-      <w:r>
-        <w:t xml:space="preserve">: read lookups</w:t>
-      </w:r>
-    </w:p>
-    <w:p>
-      <w:pPr>
-        <w:pStyle w:val="Heading2"/>
-      </w:pPr>
-      <w:r>
-        <w:t xml:space="preserve">Notes for the fact sheet</w:t>
-      </w:r>
-    </w:p>
-    <w:p>
-      <w:pPr>
-        <w:pStyle w:val="ListParagraph"/>
-        <w:numPr>
-          <w:ilvl w:val="0"/>
-          <w:numId w:val="2"/>
-        </w:numPr>
-      </w:pPr>
-      <w:r>
-        <w:t xml:space="preserve">Course approval and certificate approval both go to the Organization Admin; trainers cannot approve their own.</w:t>
-      </w:r>
-    </w:p>
-    <w:p>
-      <w:pPr>
-        <w:pStyle w:val="ListParagraph"/>
-        <w:numPr>
-          <w:ilvl w:val="0"/>
-          <w:numId w:val="2"/>
-        </w:numPr>
-      </w:pPr>
-      <w:r>
         <w:t xml:space="preserve">Trainers do not see Rewards, supplier pages or admin pages.</w:t>
       </w:r>
     </w:p>
     <w:sectPr>
+      <w:footerReference w:type="default" r:id="rId6"/>
       <w:pgSz w:w="12240" w:h="15840" w:orient="portrait"/>
-      <w:pgMar w:top="1440" w:right="1440" w:bottom="1440" w:left="1440" w:header="708" w:footer="708" w:gutter="0"/>
+      <w:pgMar w:top="1440" w:right="1440" w:bottom="1300" w:left="1440" w:header="708" w:footer="708" w:gutter="0"/>
       <w:pgNumType/>
       <w:docGrid w:linePitch="360"/>
     </w:sectPr>
@@ -884,6 +727,35 @@
     </w:p>
   </w:endnote>
 </w:endnotes>
+</file>
+
+<file path=word/footer1.xml><?xml version="1.0" encoding="utf-8"?>
+<w:ftr xmlns:wpc="http://schemas.microsoft.com/office/word/2010/wordprocessingCanvas" xmlns:mc="http://schemas.openxmlformats.org/markup-compatibility/2006" xmlns:o="urn:schemas-microsoft-com:office:office" xmlns:r="http://schemas.openxmlformats.org/officeDocument/2006/relationships" xmlns:m="http://schemas.openxmlformats.org/officeDocument/2006/math" xmlns:v="urn:schemas-microsoft-com:vml" xmlns:wp14="http://schemas.microsoft.com/office/word/2010/wordprocessingDrawing" xmlns:wp="http://schemas.openxmlformats.org/drawingml/2006/wordprocessingDrawing" xmlns:w10="urn:schemas-microsoft-com:office:word" xmlns:w="http://schemas.openxmlformats.org/wordprocessingml/2006/main" xmlns:w14="http://schemas.microsoft.com/office/word/2010/wordml" xmlns:w15="http://schemas.microsoft.com/office/word/2012/wordml" xmlns:wpg="http://schemas.microsoft.com/office/word/2010/wordprocessingGroup" xmlns:wpi="http://schemas.microsoft.com/office/word/2010/wordprocessingInk" xmlns:wne="http://schemas.microsoft.com/office/word/2006/wordml" xmlns:wps="http://schemas.microsoft.com/office/word/2010/wordprocessingShape">
+  <w:p>
+    <w:pPr>
+      <w:jc w:val="center"/>
+    </w:pPr>
+    <w:r>
+      <w:rPr>
+        <w:color w:val="78716C"/>
+        <w:sz w:val="16"/>
+        <w:szCs w:val="16"/>
+      </w:rPr>
+      <w:t xml:space="preserve">HEVACRAZ / NOU Zimbabwe HVAC Compliance Registry  |  Page </w:t>
+    </w:r>
+    <w:r>
+      <w:rPr>
+        <w:color w:val="78716C"/>
+        <w:sz w:val="16"/>
+        <w:szCs w:val="16"/>
+      </w:rPr>
+      <w:fldChar w:fldCharType="begin"/>
+      <w:instrText xml:space="preserve">PAGE</w:instrText>
+      <w:fldChar w:fldCharType="separate"/>
+      <w:fldChar w:fldCharType="end"/>
+    </w:r>
+  </w:p>
+</w:ftr>
 </file>
 
 <file path=word/footnotes.xml><?xml version="1.0" encoding="utf-8"?>
@@ -1238,6 +1110,7 @@
     <w:next w:val="Normal"/>
     <w:qFormat/>
     <w:pPr>
+      <w:keepNext/>
       <w:spacing w:after="120" w:before="280"/>
       <w:outlineLvl w:val="1"/>
     </w:pPr>
@@ -1256,6 +1129,7 @@
     <w:next w:val="Normal"/>
     <w:qFormat/>
     <w:pPr>
+      <w:keepNext/>
       <w:spacing w:after="80" w:before="200"/>
       <w:outlineLvl w:val="2"/>
     </w:pPr>
